--- a/Requirement Analysis/Customer Journey Map.docx
+++ b/Requirement Analysis/Customer Journey Map.docx
@@ -1,6 +1,6 @@
 
 <file path=word/document.xml><?xml version="1.0" encoding="utf-8"?>
-<w:document xmlns:wpc="http://schemas.microsoft.com/office/word/2010/wordprocessingCanvas" xmlns:mo="http://schemas.microsoft.com/office/mac/office/2008/main" xmlns:mc="http://schemas.openxmlformats.org/markup-compatibility/2006" xmlns:mv="urn:schemas-microsoft-com:mac:vml" xmlns:o="urn:schemas-microsoft-com:office:office" xmlns:r="http://schemas.openxmlformats.org/officeDocument/2006/relationships" xmlns:m="http://schemas.openxmlformats.org/officeDocument/2006/math" xmlns:v="urn:schemas-microsoft-com:vml" xmlns:wp14="http://schemas.microsoft.com/office/word/2010/wordprocessingDrawing" xmlns:wp="http://schemas.openxmlformats.org/drawingml/2006/wordprocessingDrawing" xmlns:w10="urn:schemas-microsoft-com:office:word" xmlns:w="http://schemas.openxmlformats.org/wordprocessingml/2006/main" xmlns:w14="http://schemas.microsoft.com/office/word/2010/wordml" xmlns:wpg="http://schemas.microsoft.com/office/word/2010/wordprocessingGroup" xmlns:wpi="http://schemas.microsoft.com/office/word/2010/wordprocessingInk" xmlns:wne="http://schemas.microsoft.com/office/word/2006/wordml" xmlns:wps="http://schemas.microsoft.com/office/word/2010/wordprocessingShape" mc:Ignorable="w14 wp14">
+<w:document xmlns:ve="http://schemas.openxmlformats.org/markup-compatibility/2006" xmlns:o="urn:schemas-microsoft-com:office:office" xmlns:r="http://schemas.openxmlformats.org/officeDocument/2006/relationships" xmlns:m="http://schemas.openxmlformats.org/officeDocument/2006/math" xmlns:v="urn:schemas-microsoft-com:vml" xmlns:wp="http://schemas.openxmlformats.org/drawingml/2006/wordprocessingDrawing" xmlns:w10="urn:schemas-microsoft-com:office:word" xmlns:w="http://schemas.openxmlformats.org/wordprocessingml/2006/main" xmlns:wne="http://schemas.microsoft.com/office/word/2006/wordml">
   <w:body>
     <w:p>
       <w:pPr>
@@ -15,98 +15,823 @@
         <w:pStyle w:val="Heading2"/>
       </w:pPr>
       <w:r>
-        <w:t>Customer Journey Map</w:t>
-      </w:r>
-    </w:p>
-    <w:p>
-      <w:r>
-        <w:t>Team: Dharshini Priya S, Thanusha Peneti, Yogananda Reddy Chinnannagari, Mudiyala Shashank Reddy</w:t>
-      </w:r>
-    </w:p>
-    <w:p/>
-    <w:p>
-      <w:r>
-        <w:t>The customer journey map traces how an energy analyst interacts with the dashboard — from opening the tool, applying filters (state, month, year), exploring visual trends, to exporting insights for a planning report.</w:t>
+        <w:t>3.1 Customer Journey Map</w:t>
       </w:r>
     </w:p>
     <w:p>
       <w:pPr>
-        <w:pStyle w:val="Heading3"/>
+        <w:rPr>
+          <w:b/>
+        </w:rPr>
       </w:pPr>
       <w:r>
-        <w:t>Key Stages</w:t>
+        <w:t xml:space="preserve">Team: </w:t>
+      </w:r>
+      <w:r>
+        <w:rPr>
+          <w:b/>
+        </w:rPr>
+        <w:t>Dharshini Priya S</w:t>
       </w:r>
     </w:p>
     <w:p>
       <w:pPr>
-        <w:pStyle w:val="ListBullet"/>
+        <w:rPr>
+          <w:b/>
+        </w:rPr>
       </w:pPr>
       <w:r>
-        <w:t>Discover</w:t>
+        <w:rPr>
+          <w:b/>
+        </w:rPr>
+        <w:t xml:space="preserve">             Thanusha Peneti</w:t>
       </w:r>
     </w:p>
     <w:p>
       <w:pPr>
-        <w:pStyle w:val="ListBullet"/>
+        <w:rPr>
+          <w:b/>
+        </w:rPr>
       </w:pPr>
       <w:r>
-        <w:t>Filter</w:t>
+        <w:rPr>
+          <w:b/>
+        </w:rPr>
+        <w:t xml:space="preserve">             Yogananda Reddy Chinnannagari</w:t>
       </w:r>
     </w:p>
     <w:p>
       <w:pPr>
-        <w:pStyle w:val="ListBullet"/>
+        <w:rPr>
+          <w:b/>
+        </w:rPr>
       </w:pPr>
       <w:r>
-        <w:t>Explore</w:t>
+        <w:rPr>
+          <w:b/>
+        </w:rPr>
+        <w:t xml:space="preserve">             </w:t>
+      </w:r>
+      <w:r>
+        <w:rPr>
+          <w:b/>
+        </w:rPr>
+        <w:t>Mudiyala Shashank Reddy</w:t>
       </w:r>
     </w:p>
     <w:p>
       <w:pPr>
-        <w:pStyle w:val="ListBullet"/>
+        <w:rPr>
+          <w:b/>
+        </w:rPr>
       </w:pPr>
+    </w:p>
+    <w:p>
       <w:r>
-        <w:t>Compare</w:t>
+        <w:t>Persona: Energy analyst / utility planner interpreting state-wise electricity consumption data.</w:t>
       </w:r>
     </w:p>
+    <w:p/>
+    <w:tbl>
+      <w:tblPr>
+        <w:tblStyle w:val="TableGrid"/>
+        <w:tblW w:w="0" w:type="auto"/>
+        <w:tblLook w:val="04A0"/>
+      </w:tblPr>
+      <w:tblGrid>
+        <w:gridCol w:w="1342"/>
+        <w:gridCol w:w="1205"/>
+        <w:gridCol w:w="1598"/>
+        <w:gridCol w:w="1081"/>
+        <w:gridCol w:w="1222"/>
+        <w:gridCol w:w="1040"/>
+        <w:gridCol w:w="1368"/>
+      </w:tblGrid>
+      <w:tr>
+        <w:tc>
+          <w:tcPr>
+            <w:tcW w:w="1234" w:type="dxa"/>
+          </w:tcPr>
+          <w:p/>
+        </w:tc>
+        <w:tc>
+          <w:tcPr>
+            <w:tcW w:w="1234" w:type="dxa"/>
+            <w:shd w:val="clear" w:color="auto" w:fill="1F3864"/>
+          </w:tcPr>
+          <w:p>
+            <w:r>
+              <w:rPr>
+                <w:b/>
+                <w:color w:val="FFFFFF"/>
+              </w:rPr>
+              <w:t>Discover</w:t>
+            </w:r>
+          </w:p>
+        </w:tc>
+        <w:tc>
+          <w:tcPr>
+            <w:tcW w:w="1234" w:type="dxa"/>
+            <w:shd w:val="clear" w:color="auto" w:fill="1F3864"/>
+          </w:tcPr>
+          <w:p>
+            <w:r>
+              <w:rPr>
+                <w:b/>
+                <w:color w:val="FFFFFF"/>
+              </w:rPr>
+              <w:t>Filter</w:t>
+            </w:r>
+          </w:p>
+        </w:tc>
+        <w:tc>
+          <w:tcPr>
+            <w:tcW w:w="1234" w:type="dxa"/>
+            <w:shd w:val="clear" w:color="auto" w:fill="1F3864"/>
+          </w:tcPr>
+          <w:p>
+            <w:r>
+              <w:rPr>
+                <w:b/>
+                <w:color w:val="FFFFFF"/>
+              </w:rPr>
+              <w:t>Explore</w:t>
+            </w:r>
+          </w:p>
+        </w:tc>
+        <w:tc>
+          <w:tcPr>
+            <w:tcW w:w="1234" w:type="dxa"/>
+            <w:shd w:val="clear" w:color="auto" w:fill="1F3864"/>
+          </w:tcPr>
+          <w:p>
+            <w:r>
+              <w:rPr>
+                <w:b/>
+                <w:color w:val="FFFFFF"/>
+              </w:rPr>
+              <w:t>Compare</w:t>
+            </w:r>
+          </w:p>
+        </w:tc>
+        <w:tc>
+          <w:tcPr>
+            <w:tcW w:w="1234" w:type="dxa"/>
+            <w:shd w:val="clear" w:color="auto" w:fill="1F3864"/>
+          </w:tcPr>
+          <w:p>
+            <w:r>
+              <w:rPr>
+                <w:b/>
+                <w:color w:val="FFFFFF"/>
+              </w:rPr>
+              <w:t>Extract Insight</w:t>
+            </w:r>
+          </w:p>
+        </w:tc>
+        <w:tc>
+          <w:tcPr>
+            <w:tcW w:w="1234" w:type="dxa"/>
+            <w:shd w:val="clear" w:color="auto" w:fill="1F3864"/>
+          </w:tcPr>
+          <w:p>
+            <w:r>
+              <w:rPr>
+                <w:b/>
+                <w:color w:val="FFFFFF"/>
+              </w:rPr>
+              <w:t>Report</w:t>
+            </w:r>
+          </w:p>
+        </w:tc>
+      </w:tr>
+      <w:tr>
+        <w:tc>
+          <w:tcPr>
+            <w:tcW w:w="1234" w:type="dxa"/>
+            <w:shd w:val="clear" w:color="auto" w:fill="D9E2F3"/>
+          </w:tcPr>
+          <w:p>
+            <w:r>
+              <w:rPr>
+                <w:b/>
+              </w:rPr>
+              <w:t>Steps</w:t>
+            </w:r>
+          </w:p>
+        </w:tc>
+        <w:tc>
+          <w:tcPr>
+            <w:tcW w:w="1234" w:type="dxa"/>
+          </w:tcPr>
+          <w:p>
+            <w:r>
+              <w:rPr>
+                <w:sz w:val="18"/>
+              </w:rPr>
+              <w:t>Opens the Electricity Consumption dashboard on Tableau Public</w:t>
+            </w:r>
+          </w:p>
+        </w:tc>
+        <w:tc>
+          <w:tcPr>
+            <w:tcW w:w="1234" w:type="dxa"/>
+          </w:tcPr>
+          <w:p>
+            <w:r>
+              <w:rPr>
+                <w:sz w:val="18"/>
+              </w:rPr>
+              <w:t>Applies filters for state, month, and year</w:t>
+            </w:r>
+          </w:p>
+        </w:tc>
+        <w:tc>
+          <w:tcPr>
+            <w:tcW w:w="1234" w:type="dxa"/>
+          </w:tcPr>
+          <w:p>
+            <w:r>
+              <w:rPr>
+                <w:sz w:val="18"/>
+              </w:rPr>
+              <w:t>Scans monthly trend line and regional map for patterns</w:t>
+            </w:r>
+          </w:p>
+        </w:tc>
+        <w:tc>
+          <w:tcPr>
+            <w:tcW w:w="1234" w:type="dxa"/>
+          </w:tcPr>
+          <w:p>
+            <w:r>
+              <w:rPr>
+                <w:sz w:val="18"/>
+              </w:rPr>
+              <w:t xml:space="preserve">Compares consumption across states/regions </w:t>
+            </w:r>
+            <w:r>
+              <w:rPr>
+                <w:sz w:val="18"/>
+              </w:rPr>
+              <w:t>using ranked bar chart</w:t>
+            </w:r>
+          </w:p>
+        </w:tc>
+        <w:tc>
+          <w:tcPr>
+            <w:tcW w:w="1234" w:type="dxa"/>
+          </w:tcPr>
+          <w:p>
+            <w:r>
+              <w:rPr>
+                <w:sz w:val="18"/>
+              </w:rPr>
+              <w:t>Identifies seasonal peaks and year-over-year growth points</w:t>
+            </w:r>
+          </w:p>
+        </w:tc>
+        <w:tc>
+          <w:tcPr>
+            <w:tcW w:w="1234" w:type="dxa"/>
+          </w:tcPr>
+          <w:p>
+            <w:r>
+              <w:rPr>
+                <w:sz w:val="18"/>
+              </w:rPr>
+              <w:t>Exports or screenshots key visuals for a planning report</w:t>
+            </w:r>
+          </w:p>
+        </w:tc>
+      </w:tr>
+      <w:tr>
+        <w:tc>
+          <w:tcPr>
+            <w:tcW w:w="1234" w:type="dxa"/>
+            <w:shd w:val="clear" w:color="auto" w:fill="D9E2F3"/>
+          </w:tcPr>
+          <w:p>
+            <w:r>
+              <w:rPr>
+                <w:b/>
+              </w:rPr>
+              <w:t>Interactions</w:t>
+            </w:r>
+          </w:p>
+        </w:tc>
+        <w:tc>
+          <w:tcPr>
+            <w:tcW w:w="1234" w:type="dxa"/>
+          </w:tcPr>
+          <w:p>
+            <w:r>
+              <w:rPr>
+                <w:sz w:val="18"/>
+              </w:rPr>
+              <w:t>Dashboard landing view, total consumption KPI</w:t>
+            </w:r>
+          </w:p>
+        </w:tc>
+        <w:tc>
+          <w:tcPr>
+            <w:tcW w:w="1234" w:type="dxa"/>
+          </w:tcPr>
+          <w:p>
+            <w:r>
+              <w:rPr>
+                <w:sz w:val="18"/>
+              </w:rPr>
+              <w:t>Filter panel (state/month/year dropdowns)</w:t>
+            </w:r>
+          </w:p>
+        </w:tc>
+        <w:tc>
+          <w:tcPr>
+            <w:tcW w:w="1234" w:type="dxa"/>
+          </w:tcPr>
+          <w:p>
+            <w:r>
+              <w:rPr>
+                <w:sz w:val="18"/>
+              </w:rPr>
+              <w:t>Line chart, hea</w:t>
+            </w:r>
+            <w:r>
+              <w:rPr>
+                <w:sz w:val="18"/>
+              </w:rPr>
+              <w:t>tmap, tooltips on hover</w:t>
+            </w:r>
+          </w:p>
+        </w:tc>
+        <w:tc>
+          <w:tcPr>
+            <w:tcW w:w="1234" w:type="dxa"/>
+          </w:tcPr>
+          <w:p>
+            <w:r>
+              <w:rPr>
+                <w:sz w:val="18"/>
+              </w:rPr>
+              <w:t>Ranked bar chart, region pie chart</w:t>
+            </w:r>
+          </w:p>
+        </w:tc>
+        <w:tc>
+          <w:tcPr>
+            <w:tcW w:w="1234" w:type="dxa"/>
+          </w:tcPr>
+          <w:p>
+            <w:r>
+              <w:rPr>
+                <w:sz w:val="18"/>
+              </w:rPr>
+              <w:t>Story points, annotations on peak months</w:t>
+            </w:r>
+          </w:p>
+        </w:tc>
+        <w:tc>
+          <w:tcPr>
+            <w:tcW w:w="1234" w:type="dxa"/>
+          </w:tcPr>
+          <w:p>
+            <w:r>
+              <w:rPr>
+                <w:sz w:val="18"/>
+              </w:rPr>
+              <w:t>Tableau download/share options</w:t>
+            </w:r>
+          </w:p>
+        </w:tc>
+      </w:tr>
+      <w:tr>
+        <w:tc>
+          <w:tcPr>
+            <w:tcW w:w="1234" w:type="dxa"/>
+            <w:shd w:val="clear" w:color="auto" w:fill="D9E2F3"/>
+          </w:tcPr>
+          <w:p>
+            <w:r>
+              <w:rPr>
+                <w:b/>
+              </w:rPr>
+              <w:t>Goals &amp; Motivations</w:t>
+            </w:r>
+          </w:p>
+        </w:tc>
+        <w:tc>
+          <w:tcPr>
+            <w:tcW w:w="1234" w:type="dxa"/>
+          </w:tcPr>
+          <w:p>
+            <w:r>
+              <w:rPr>
+                <w:sz w:val="18"/>
+              </w:rPr>
+              <w:t>Get oriented quickly without training</w:t>
+            </w:r>
+          </w:p>
+        </w:tc>
+        <w:tc>
+          <w:tcPr>
+            <w:tcW w:w="1234" w:type="dxa"/>
+          </w:tcPr>
+          <w:p>
+            <w:r>
+              <w:rPr>
+                <w:sz w:val="18"/>
+              </w:rPr>
+              <w:t>Narrow down to the region/time period they care about</w:t>
+            </w:r>
+          </w:p>
+        </w:tc>
+        <w:tc>
+          <w:tcPr>
+            <w:tcW w:w="1234" w:type="dxa"/>
+          </w:tcPr>
+          <w:p>
+            <w:r>
+              <w:rPr>
+                <w:sz w:val="18"/>
+              </w:rPr>
+              <w:t>Spot unusual</w:t>
+            </w:r>
+            <w:r>
+              <w:rPr>
+                <w:sz w:val="18"/>
+              </w:rPr>
+              <w:t xml:space="preserve"> demand patterns</w:t>
+            </w:r>
+          </w:p>
+        </w:tc>
+        <w:tc>
+          <w:tcPr>
+            <w:tcW w:w="1234" w:type="dxa"/>
+          </w:tcPr>
+          <w:p>
+            <w:r>
+              <w:rPr>
+                <w:sz w:val="18"/>
+              </w:rPr>
+              <w:t>Understand which states drive the most demand</w:t>
+            </w:r>
+          </w:p>
+        </w:tc>
+        <w:tc>
+          <w:tcPr>
+            <w:tcW w:w="1234" w:type="dxa"/>
+          </w:tcPr>
+          <w:p>
+            <w:r>
+              <w:rPr>
+                <w:sz w:val="18"/>
+              </w:rPr>
+              <w:t>Support a grid-planning or policy decision</w:t>
+            </w:r>
+          </w:p>
+        </w:tc>
+        <w:tc>
+          <w:tcPr>
+            <w:tcW w:w="1234" w:type="dxa"/>
+          </w:tcPr>
+          <w:p>
+            <w:r>
+              <w:rPr>
+                <w:sz w:val="18"/>
+              </w:rPr>
+              <w:t>Communicate findings to stakeholders</w:t>
+            </w:r>
+          </w:p>
+        </w:tc>
+      </w:tr>
+      <w:tr>
+        <w:tc>
+          <w:tcPr>
+            <w:tcW w:w="1234" w:type="dxa"/>
+            <w:shd w:val="clear" w:color="auto" w:fill="D9E2F3"/>
+          </w:tcPr>
+          <w:p>
+            <w:r>
+              <w:rPr>
+                <w:b/>
+              </w:rPr>
+              <w:t>Positive Moments</w:t>
+            </w:r>
+          </w:p>
+        </w:tc>
+        <w:tc>
+          <w:tcPr>
+            <w:tcW w:w="1234" w:type="dxa"/>
+          </w:tcPr>
+          <w:p>
+            <w:r>
+              <w:rPr>
+                <w:sz w:val="18"/>
+              </w:rPr>
+              <w:t>Clean, uncluttered first view builds confidence</w:t>
+            </w:r>
+          </w:p>
+        </w:tc>
+        <w:tc>
+          <w:tcPr>
+            <w:tcW w:w="1234" w:type="dxa"/>
+          </w:tcPr>
+          <w:p>
+            <w:r>
+              <w:rPr>
+                <w:sz w:val="18"/>
+              </w:rPr>
+              <w:t>Filters respond instantly</w:t>
+            </w:r>
+          </w:p>
+        </w:tc>
+        <w:tc>
+          <w:tcPr>
+            <w:tcW w:w="1234" w:type="dxa"/>
+          </w:tcPr>
+          <w:p>
+            <w:r>
+              <w:rPr>
+                <w:sz w:val="18"/>
+              </w:rPr>
+              <w:t xml:space="preserve">Seasonal peaks (e.g. </w:t>
+            </w:r>
+            <w:r>
+              <w:rPr>
+                <w:sz w:val="18"/>
+              </w:rPr>
+              <w:t>July) are immediately visible</w:t>
+            </w:r>
+          </w:p>
+        </w:tc>
+        <w:tc>
+          <w:tcPr>
+            <w:tcW w:w="1234" w:type="dxa"/>
+          </w:tcPr>
+          <w:p>
+            <w:r>
+              <w:rPr>
+                <w:sz w:val="18"/>
+              </w:rPr>
+              <w:t>Ranked view makes top-consuming states obvious</w:t>
+            </w:r>
+          </w:p>
+        </w:tc>
+        <w:tc>
+          <w:tcPr>
+            <w:tcW w:w="1234" w:type="dxa"/>
+          </w:tcPr>
+          <w:p>
+            <w:r>
+              <w:rPr>
+                <w:sz w:val="18"/>
+              </w:rPr>
+              <w:t>Clear correlation between season and demand</w:t>
+            </w:r>
+          </w:p>
+        </w:tc>
+        <w:tc>
+          <w:tcPr>
+            <w:tcW w:w="1234" w:type="dxa"/>
+          </w:tcPr>
+          <w:p>
+            <w:r>
+              <w:rPr>
+                <w:sz w:val="18"/>
+              </w:rPr>
+              <w:t>Visuals are shareable and self-explanatory</w:t>
+            </w:r>
+          </w:p>
+        </w:tc>
+      </w:tr>
+      <w:tr>
+        <w:tc>
+          <w:tcPr>
+            <w:tcW w:w="1234" w:type="dxa"/>
+            <w:shd w:val="clear" w:color="auto" w:fill="D9E2F3"/>
+          </w:tcPr>
+          <w:p>
+            <w:r>
+              <w:rPr>
+                <w:b/>
+              </w:rPr>
+              <w:t>Negative Moments</w:t>
+            </w:r>
+          </w:p>
+        </w:tc>
+        <w:tc>
+          <w:tcPr>
+            <w:tcW w:w="1234" w:type="dxa"/>
+          </w:tcPr>
+          <w:p>
+            <w:r>
+              <w:rPr>
+                <w:sz w:val="18"/>
+              </w:rPr>
+              <w:t>Unsure what "Total Consumption" KPI covers at first glance</w:t>
+            </w:r>
+          </w:p>
+        </w:tc>
+        <w:tc>
+          <w:tcPr>
+            <w:tcW w:w="1234" w:type="dxa"/>
+          </w:tcPr>
+          <w:p>
+            <w:r>
+              <w:rPr>
+                <w:sz w:val="18"/>
+              </w:rPr>
+              <w:t xml:space="preserve">Slow load time </w:t>
+            </w:r>
+            <w:r>
+              <w:rPr>
+                <w:sz w:val="18"/>
+              </w:rPr>
+              <w:t>on large date ranges</w:t>
+            </w:r>
+          </w:p>
+        </w:tc>
+        <w:tc>
+          <w:tcPr>
+            <w:tcW w:w="1234" w:type="dxa"/>
+          </w:tcPr>
+          <w:p>
+            <w:r>
+              <w:rPr>
+                <w:sz w:val="18"/>
+              </w:rPr>
+              <w:t>Some smaller states hard to read on the map</w:t>
+            </w:r>
+          </w:p>
+        </w:tc>
+        <w:tc>
+          <w:tcPr>
+            <w:tcW w:w="1234" w:type="dxa"/>
+          </w:tcPr>
+          <w:p>
+            <w:r>
+              <w:rPr>
+                <w:sz w:val="18"/>
+              </w:rPr>
+              <w:t>Legend/colors not colorblind-friendly by default</w:t>
+            </w:r>
+          </w:p>
+        </w:tc>
+        <w:tc>
+          <w:tcPr>
+            <w:tcW w:w="1234" w:type="dxa"/>
+          </w:tcPr>
+          <w:p>
+            <w:r>
+              <w:rPr>
+                <w:sz w:val="18"/>
+              </w:rPr>
+              <w:t>No built-in forecasting, only historical view</w:t>
+            </w:r>
+          </w:p>
+        </w:tc>
+        <w:tc>
+          <w:tcPr>
+            <w:tcW w:w="1234" w:type="dxa"/>
+          </w:tcPr>
+          <w:p>
+            <w:r>
+              <w:rPr>
+                <w:sz w:val="18"/>
+              </w:rPr>
+              <w:t>No native PDF export inside Tableau Public</w:t>
+            </w:r>
+          </w:p>
+        </w:tc>
+      </w:tr>
+      <w:tr>
+        <w:tc>
+          <w:tcPr>
+            <w:tcW w:w="1234" w:type="dxa"/>
+            <w:shd w:val="clear" w:color="auto" w:fill="D9E2F3"/>
+          </w:tcPr>
+          <w:p>
+            <w:r>
+              <w:rPr>
+                <w:b/>
+              </w:rPr>
+              <w:t>Areas of Opportunity</w:t>
+            </w:r>
+          </w:p>
+        </w:tc>
+        <w:tc>
+          <w:tcPr>
+            <w:tcW w:w="1234" w:type="dxa"/>
+          </w:tcPr>
+          <w:p>
+            <w:r>
+              <w:rPr>
+                <w:sz w:val="18"/>
+              </w:rPr>
+              <w:t xml:space="preserve">Add a short onboarding tooltip </w:t>
+            </w:r>
+            <w:r>
+              <w:rPr>
+                <w:sz w:val="18"/>
+              </w:rPr>
+              <w:t>on first load</w:t>
+            </w:r>
+          </w:p>
+        </w:tc>
+        <w:tc>
+          <w:tcPr>
+            <w:tcW w:w="1234" w:type="dxa"/>
+          </w:tcPr>
+          <w:p>
+            <w:r>
+              <w:rPr>
+                <w:sz w:val="18"/>
+              </w:rPr>
+              <w:t>Optimize/aggregate data to speed up filtering</w:t>
+            </w:r>
+          </w:p>
+        </w:tc>
+        <w:tc>
+          <w:tcPr>
+            <w:tcW w:w="1234" w:type="dxa"/>
+          </w:tcPr>
+          <w:p>
+            <w:r>
+              <w:rPr>
+                <w:sz w:val="18"/>
+              </w:rPr>
+              <w:t xml:space="preserve">Add a searchable state list alongside </w:t>
+            </w:r>
+            <w:r>
+              <w:rPr>
+                <w:sz w:val="18"/>
+              </w:rPr>
+              <w:lastRenderedPageBreak/>
+              <w:t>the map</w:t>
+            </w:r>
+          </w:p>
+        </w:tc>
+        <w:tc>
+          <w:tcPr>
+            <w:tcW w:w="1234" w:type="dxa"/>
+          </w:tcPr>
+          <w:p>
+            <w:r>
+              <w:rPr>
+                <w:sz w:val="18"/>
+              </w:rPr>
+              <w:lastRenderedPageBreak/>
+              <w:t>Offer an accessible color palette option</w:t>
+            </w:r>
+          </w:p>
+        </w:tc>
+        <w:tc>
+          <w:tcPr>
+            <w:tcW w:w="1234" w:type="dxa"/>
+          </w:tcPr>
+          <w:p>
+            <w:r>
+              <w:rPr>
+                <w:sz w:val="18"/>
+              </w:rPr>
+              <w:t xml:space="preserve">Integrate a simple forecasting layer </w:t>
+            </w:r>
+            <w:r>
+              <w:rPr>
+                <w:sz w:val="18"/>
+              </w:rPr>
+              <w:lastRenderedPageBreak/>
+              <w:t>(future scope)</w:t>
+            </w:r>
+          </w:p>
+        </w:tc>
+        <w:tc>
+          <w:tcPr>
+            <w:tcW w:w="1234" w:type="dxa"/>
+          </w:tcPr>
+          <w:p>
+            <w:r>
+              <w:rPr>
+                <w:sz w:val="18"/>
+              </w:rPr>
+              <w:lastRenderedPageBreak/>
+              <w:t>Add an in-dashboard "download as PDF" action</w:t>
+            </w:r>
+          </w:p>
+        </w:tc>
+      </w:tr>
+    </w:tbl>
+    <w:p/>
     <w:p>
-      <w:pPr>
-        <w:pStyle w:val="ListBullet"/>
-      </w:pPr>
       <w:r>
-        <w:t>Extract Insight</w:t>
+        <w:t xml:space="preserve">Summary: </w:t>
       </w:r>
-    </w:p>
-    <w:p>
-      <w:pPr>
-        <w:pStyle w:val="ListBullet"/>
-      </w:pPr>
       <w:r>
-        <w:t>Report</w:t>
+        <w:t xml:space="preserve">The journey moves Discover → Filter → Explore → Compare → Extract Insight → Report. Positive moments cluster around instant filtering and clear seasonal signals; negative moments center on load time for large ranges and lack of built-in export/forecasting </w:t>
       </w:r>
-    </w:p>
-    <w:p>
-      <w:pPr>
-        <w:pStyle w:val="Heading3"/>
-      </w:pPr>
       <w:r>
-        <w:t>Moments</w:t>
-      </w:r>
-    </w:p>
-    <w:p>
-      <w:pPr>
-        <w:pStyle w:val="ListBullet"/>
-      </w:pPr>
-      <w:r>
-        <w:t>Positive: instantly spotting seasonal peaks in the data.</w:t>
-      </w:r>
-    </w:p>
-    <w:p>
-      <w:pPr>
-        <w:pStyle w:val="ListBullet"/>
-      </w:pPr>
-      <w:r>
-        <w:t>Negative: slow load times on large datasets, which informed the performance requirements.</w:t>
+        <w:t>— both captured as future-scope opportunities.</w:t>
       </w:r>
     </w:p>
     <w:sectPr>
@@ -120,7 +845,7 @@
 </file>
 
 <file path=word/numbering.xml><?xml version="1.0" encoding="utf-8"?>
-<w:numbering xmlns:wpc="http://schemas.microsoft.com/office/word/2010/wordprocessingCanvas" xmlns:mo="http://schemas.microsoft.com/office/mac/office/2008/main" xmlns:mc="http://schemas.openxmlformats.org/markup-compatibility/2006" xmlns:mv="urn:schemas-microsoft-com:mac:vml" xmlns:o="urn:schemas-microsoft-com:office:office" xmlns:r="http://schemas.openxmlformats.org/officeDocument/2006/relationships" xmlns:m="http://schemas.openxmlformats.org/officeDocument/2006/math" xmlns:v="urn:schemas-microsoft-com:vml" xmlns:wp14="http://schemas.microsoft.com/office/word/2010/wordprocessingDrawing" xmlns:wp="http://schemas.openxmlformats.org/drawingml/2006/wordprocessingDrawing" xmlns:w10="urn:schemas-microsoft-com:office:word" xmlns:w="http://schemas.openxmlformats.org/wordprocessingml/2006/main" xmlns:w14="http://schemas.microsoft.com/office/word/2010/wordml" xmlns:wpg="http://schemas.microsoft.com/office/word/2010/wordprocessingGroup" xmlns:wpi="http://schemas.microsoft.com/office/word/2010/wordprocessingInk" xmlns:wne="http://schemas.microsoft.com/office/word/2006/wordml" xmlns:wps="http://schemas.microsoft.com/office/word/2010/wordprocessingShape" mc:Ignorable="w14 wp14">
+<w:numbering xmlns:ve="http://schemas.openxmlformats.org/markup-compatibility/2006" xmlns:o="urn:schemas-microsoft-com:office:office" xmlns:r="http://schemas.openxmlformats.org/officeDocument/2006/relationships" xmlns:m="http://schemas.openxmlformats.org/officeDocument/2006/math" xmlns:v="urn:schemas-microsoft-com:vml" xmlns:wp="http://schemas.openxmlformats.org/drawingml/2006/wordprocessingDrawing" xmlns:w10="urn:schemas-microsoft-com:office:word" xmlns:w="http://schemas.openxmlformats.org/wordprocessingml/2006/main" xmlns:wne="http://schemas.microsoft.com/office/word/2006/wordml">
   <w:abstractNum w:abstractNumId="0">
     <w:nsid w:val="FFFFFF7C"/>
     <w:multiLevelType w:val="singleLevel"/>
@@ -323,7 +1048,7 @@
 </file>
 
 <file path=word/styles.xml><?xml version="1.0" encoding="utf-8"?>
-<w:styles xmlns:mc="http://schemas.openxmlformats.org/markup-compatibility/2006" xmlns:r="http://schemas.openxmlformats.org/officeDocument/2006/relationships" xmlns:w="http://schemas.openxmlformats.org/wordprocessingml/2006/main" xmlns:w14="http://schemas.microsoft.com/office/word/2010/wordml" mc:Ignorable="w14">
+<w:styles xmlns:r="http://schemas.openxmlformats.org/officeDocument/2006/relationships" xmlns:w="http://schemas.openxmlformats.org/wordprocessingml/2006/main">
   <w:docDefaults>
     <w:rPrDefault>
       <w:rPr>
@@ -339,7 +1064,7 @@
       </w:pPr>
     </w:pPrDefault>
   </w:docDefaults>
-  <w:latentStyles w:defLockedState="0" w:defUIPriority="99" w:defSemiHidden="1" w:defUnhideWhenUsed="1" w:defQFormat="0" w:count="276">
+  <w:latentStyles w:defLockedState="0" w:defUIPriority="99" w:defSemiHidden="1" w:defUnhideWhenUsed="1" w:defQFormat="0" w:count="267">
     <w:lsdException w:name="Normal" w:semiHidden="0" w:uiPriority="0" w:unhideWhenUsed="0" w:qFormat="1"/>
     <w:lsdException w:name="heading 1" w:semiHidden="0" w:uiPriority="9" w:unhideWhenUsed="0" w:qFormat="1"/>
     <w:lsdException w:name="heading 2" w:uiPriority="9" w:qFormat="1"/>
@@ -483,50 +1208,6 @@
     <w:qFormat/>
     <w:rsid w:val="00FC693F"/>
   </w:style>
-  <w:style w:type="paragraph" w:styleId="Header">
-    <w:name w:val="header"/>
-    <w:basedOn w:val="Normal"/>
-    <w:link w:val="HeaderChar"/>
-    <w:uiPriority w:val="99"/>
-    <w:unhideWhenUsed/>
-    <w:rsid w:val="00E618BF"/>
-    <w:pPr>
-      <w:tabs>
-        <w:tab w:val="center" w:pos="4680"/>
-        <w:tab w:val="right" w:pos="9360"/>
-      </w:tabs>
-      <w:spacing w:after="0" w:line="240" w:lineRule="auto"/>
-    </w:pPr>
-  </w:style>
-  <w:style w:type="character" w:customStyle="1" w:styleId="HeaderChar">
-    <w:name w:val="Header Char"/>
-    <w:basedOn w:val="DefaultParagraphFont"/>
-    <w:link w:val="Header"/>
-    <w:uiPriority w:val="99"/>
-    <w:rsid w:val="00E618BF"/>
-  </w:style>
-  <w:style w:type="paragraph" w:styleId="Footer">
-    <w:name w:val="footer"/>
-    <w:basedOn w:val="Normal"/>
-    <w:link w:val="FooterChar"/>
-    <w:uiPriority w:val="99"/>
-    <w:unhideWhenUsed/>
-    <w:rsid w:val="00E618BF"/>
-    <w:pPr>
-      <w:tabs>
-        <w:tab w:val="center" w:pos="4680"/>
-        <w:tab w:val="right" w:pos="9360"/>
-      </w:tabs>
-      <w:spacing w:after="0" w:line="240" w:lineRule="auto"/>
-    </w:pPr>
-  </w:style>
-  <w:style w:type="character" w:customStyle="1" w:styleId="FooterChar">
-    <w:name w:val="Footer Char"/>
-    <w:basedOn w:val="DefaultParagraphFont"/>
-    <w:link w:val="Footer"/>
-    <w:uiPriority w:val="99"/>
-    <w:rsid w:val="00E618BF"/>
-  </w:style>
   <w:style w:type="paragraph" w:styleId="Heading1">
     <w:name w:val="heading 1"/>
     <w:basedOn w:val="Normal"/>
@@ -747,6 +1428,7 @@
     <w:uiPriority w:val="99"/>
     <w:semiHidden/>
     <w:unhideWhenUsed/>
+    <w:qFormat/>
     <w:tblPr>
       <w:tblInd w:w="0" w:type="dxa"/>
       <w:tblCellMar>
@@ -762,6 +1444,50 @@
     <w:uiPriority w:val="99"/>
     <w:semiHidden/>
     <w:unhideWhenUsed/>
+  </w:style>
+  <w:style w:type="paragraph" w:styleId="Header">
+    <w:name w:val="header"/>
+    <w:basedOn w:val="Normal"/>
+    <w:link w:val="HeaderChar"/>
+    <w:uiPriority w:val="99"/>
+    <w:unhideWhenUsed/>
+    <w:rsid w:val="00E618BF"/>
+    <w:pPr>
+      <w:tabs>
+        <w:tab w:val="center" w:pos="4680"/>
+        <w:tab w:val="right" w:pos="9360"/>
+      </w:tabs>
+      <w:spacing w:after="0" w:line="240" w:lineRule="auto"/>
+    </w:pPr>
+  </w:style>
+  <w:style w:type="character" w:customStyle="1" w:styleId="HeaderChar">
+    <w:name w:val="Header Char"/>
+    <w:basedOn w:val="DefaultParagraphFont"/>
+    <w:link w:val="Header"/>
+    <w:uiPriority w:val="99"/>
+    <w:rsid w:val="00E618BF"/>
+  </w:style>
+  <w:style w:type="paragraph" w:styleId="Footer">
+    <w:name w:val="footer"/>
+    <w:basedOn w:val="Normal"/>
+    <w:link w:val="FooterChar"/>
+    <w:uiPriority w:val="99"/>
+    <w:unhideWhenUsed/>
+    <w:rsid w:val="00E618BF"/>
+    <w:pPr>
+      <w:tabs>
+        <w:tab w:val="center" w:pos="4680"/>
+        <w:tab w:val="right" w:pos="9360"/>
+      </w:tabs>
+      <w:spacing w:after="0" w:line="240" w:lineRule="auto"/>
+    </w:pPr>
+  </w:style>
+  <w:style w:type="character" w:customStyle="1" w:styleId="FooterChar">
+    <w:name w:val="Footer Char"/>
+    <w:basedOn w:val="DefaultParagraphFont"/>
+    <w:link w:val="Footer"/>
+    <w:uiPriority w:val="99"/>
+    <w:rsid w:val="00E618BF"/>
   </w:style>
   <w:style w:type="paragraph" w:styleId="NoSpacing">
     <w:name w:val="No Spacing"/>
